--- a/assets/download/cv-viniciuscteixeira-vagas.docx
+++ b/assets/download/cv-viniciuscteixeira-vagas.docx
@@ -12,8 +12,16 @@
       </w:r>
       <w:r>
         <w:br/>
-        <w:t>Rua São José 193 – Embaré, Santos – SP – 11040-201</w:t>
-      </w:r>
+        <w:t>Santos</w:t>
+      </w:r>
+      <w:r>
+        <w:t xml:space="preserve">, São Paulo, </w:t>
+      </w:r>
+      <w:proofErr w:type="spellStart"/>
+      <w:r>
+        <w:t>Brazil</w:t>
+      </w:r>
+      <w:proofErr w:type="spellEnd"/>
       <w:r>
         <w:br/>
       </w:r>
@@ -58,19 +66,7 @@
           <w:rPr>
             <w:rStyle w:val="Hyperlink"/>
           </w:rPr>
-          <w:t>vinicl</w:t>
-        </w:r>
-        <w:r>
-          <w:rPr>
-            <w:rStyle w:val="Hyperlink"/>
-          </w:rPr>
-          <w:t>e</w:t>
-        </w:r>
-        <w:r>
-          <w:rPr>
-            <w:rStyle w:val="Hyperlink"/>
-          </w:rPr>
-          <w:t>rigo.github.io/portfolio/</w:t>
+          <w:t>viniclerigo.github.io/portfolio/</w:t>
         </w:r>
       </w:hyperlink>
     </w:p>
@@ -182,7 +178,13 @@
         </w:numPr>
       </w:pPr>
       <w:r>
-        <w:t>Estruturei a área de dados da principal empresa do grupo, liderando um time técnico com cinco membros.</w:t>
+        <w:t>Estruturei a área de dados da principal empresa do grupo,</w:t>
+      </w:r>
+      <w:r>
+        <w:t xml:space="preserve"> contratando e</w:t>
+      </w:r>
+      <w:r>
+        <w:t xml:space="preserve"> liderando um time técnico com cinco membros.</w:t>
       </w:r>
     </w:p>
     <w:p>
